--- a/02-procedimientos/PROC-SGSI-05 - Procedimiento de incidentes con plazos ANCI.docx
+++ b/02-procedimientos/PROC-SGSI-05 - Procedimiento de incidentes con plazos ANCI.docx
@@ -1173,7 +1173,7 @@
               <w:rPr>
                 <w:sz w:val="20"/>
               </w:rPr>
-              <w:t>Reporte inicial</w:t>
+              <w:t>Actualización (2.º reporte)</w:t>
             </w:r>
           </w:p>
         </w:tc>
@@ -1186,7 +1186,7 @@
               <w:rPr>
                 <w:sz w:val="20"/>
               </w:rPr>
-              <w:t>≤ 24 horas</w:t>
+              <w:t>≤ 72 horas (24 h si OIV afecta un servicio esencial)</w:t>
             </w:r>
           </w:p>
         </w:tc>
@@ -1227,7 +1227,7 @@
               <w:rPr>
                 <w:sz w:val="20"/>
               </w:rPr>
-              <w:t>Reporte final</w:t>
+              <w:t>Informe final</w:t>
             </w:r>
           </w:p>
         </w:tc>
@@ -1240,7 +1240,7 @@
               <w:rPr>
                 <w:sz w:val="20"/>
               </w:rPr>
-              <w:t>≤ 72 horas</w:t>
+              <w:t>≤ 15 días corridos</w:t>
             </w:r>
           </w:p>
         </w:tc>
@@ -1360,7 +1360,7 @@
         <w:rPr>
           <w:sz w:val="22"/>
         </w:rPr>
-        <w:t xml:space="preserve">    [ ] Enviar REPORTE INICIAL a ANCI antes de cumplirse 24 horas desde la detección.</w:t>
+        <w:t xml:space="preserve">    [ ] Enviar la ACTUALIZACIÓN (2.º reporte) a ANCI antes de cumplirse 72 horas desde la detección (24 h si OIV afecta un servicio esencial).</w:t>
       </w:r>
     </w:p>
     <w:p>
@@ -1371,7 +1371,7 @@
         <w:rPr>
           <w:sz w:val="22"/>
         </w:rPr>
-        <w:t xml:space="preserve">    [ ] Preparar y enviar REPORTE FINAL a ANCI antes de cumplirse 72 horas desde la detección.</w:t>
+        <w:t xml:space="preserve">    [ ] Preparar y enviar el INFORME FINAL a ANCI dentro de 15 días corridos desde la alerta temprana.</w:t>
       </w:r>
     </w:p>
     <w:p>

--- a/02-procedimientos/PROC-SGSI-05 - Procedimiento de incidentes con plazos ANCI.docx
+++ b/02-procedimientos/PROC-SGSI-05 - Procedimiento de incidentes con plazos ANCI.docx
@@ -1853,6 +1853,23 @@
       </w:r>
     </w:p>
     <w:p>
+      <w:r>
+        <w:rPr>
+          <w:b/>
+        </w:rPr>
+        <w:t xml:space="preserve">Política base vinculada: </w:t>
+      </w:r>
+      <w:hyperlink r:id="rIdLnkB1" w:history="1">
+        <w:r>
+          <w:rPr>
+            <w:color w:val="0563C1"/>
+            <w:u w:val="single"/>
+          </w:rPr>
+          <w:t xml:space="preserve">POL-SGSI-11 — Política de gestión de incidentes y reporte ANCI</w:t>
+        </w:r>
+      </w:hyperlink>
+    </w:p>
+    <w:p>
       <w:pPr>
         <w:spacing w:after="40"/>
       </w:pPr>
